--- a/templates/informe_mensual.docx
+++ b/templates/informe_mensual.docx
@@ -2247,7 +2247,7 @@
                 <w:sz w:val="22"/>
                 <w:szCs w:val="22"/>
               </w:rPr>
-              <w:t>ASISTENCIA</w:t>
+              <w:t>ASISTENCIA / DESCRIPCIÓN</w:t>
             </w:r>
           </w:p>
           <w:p>
@@ -2458,7 +2458,7 @@
                 <w:sz w:val="22"/>
                 <w:szCs w:val="22"/>
               </w:rPr>
-              <w:t xml:space="preserve">Asistencia registrada en la planeacion de esa fecha</w:t>
+              <w:t>{{ e.asistencia }}</w:t>
             </w:r>
           </w:p>
         </w:tc>
